--- a/docs/Plan_Capacitacion_Sistema_Contratos.docx
+++ b/docs/Plan_Capacitacion_Sistema_Contratos.docx
@@ -1345,13 +1345,64 @@
     <w:p>
       <w:pPr>
         <w:spacing w:before="240" w:after="120"/>
+        <w:rPr>
+          <w:b/>
+          <w:sz w:val="24"/>
+        </w:rPr>
+      </w:pPr>
+    </w:p>
+    <w:p>
+      <w:pPr>
+        <w:spacing w:before="240" w:after="120"/>
+        <w:rPr>
+          <w:b/>
+          <w:sz w:val="24"/>
+        </w:rPr>
+      </w:pPr>
+    </w:p>
+    <w:p>
+      <w:pPr>
+        <w:spacing w:before="240" w:after="120"/>
       </w:pPr>
       <w:r>
         <w:rPr>
           <w:b/>
           <w:sz w:val="24"/>
         </w:rPr>
-        <w:t>Bloque 3: Renovaciones automáticas (1 h)</w:t>
+        <w:lastRenderedPageBreak/>
+        <w:t xml:space="preserve">Bloque 3: </w:t>
+      </w:r>
+      <w:proofErr w:type="spellStart"/>
+      <w:r>
+        <w:rPr>
+          <w:b/>
+          <w:sz w:val="24"/>
+        </w:rPr>
+        <w:t>Renovaciones</w:t>
+      </w:r>
+      <w:proofErr w:type="spellEnd"/>
+      <w:r>
+        <w:rPr>
+          <w:b/>
+          <w:sz w:val="24"/>
+        </w:rPr>
+        <w:t xml:space="preserve"> </w:t>
+      </w:r>
+      <w:proofErr w:type="spellStart"/>
+      <w:r>
+        <w:rPr>
+          <w:b/>
+          <w:sz w:val="24"/>
+        </w:rPr>
+        <w:t>automáticas</w:t>
+      </w:r>
+      <w:proofErr w:type="spellEnd"/>
+      <w:r>
+        <w:rPr>
+          <w:b/>
+          <w:sz w:val="24"/>
+        </w:rPr>
+        <w:t xml:space="preserve"> (1 h)</w:t>
       </w:r>
     </w:p>
     <w:tbl>
@@ -1451,7 +1502,6 @@
           </w:tcPr>
           <w:p>
             <w:r>
-              <w:lastRenderedPageBreak/>
               <w:t>Edición y estados</w:t>
             </w:r>
           </w:p>
@@ -1618,9 +1668,19 @@
             <w:tcW w:w="2880" w:type="dxa"/>
           </w:tcPr>
           <w:p>
-            <w:r>
-              <w:t>Cálculo de facturación</w:t>
-            </w:r>
+            <w:proofErr w:type="spellStart"/>
+            <w:r>
+              <w:t>Cálculo</w:t>
+            </w:r>
+            <w:proofErr w:type="spellEnd"/>
+            <w:r>
+              <w:t xml:space="preserve"> de </w:t>
+            </w:r>
+            <w:proofErr w:type="spellStart"/>
+            <w:r>
+              <w:t>facturación</w:t>
+            </w:r>
+            <w:proofErr w:type="spellEnd"/>
           </w:p>
         </w:tc>
         <w:tc>
@@ -1650,9 +1710,19 @@
             <w:tcW w:w="2880" w:type="dxa"/>
           </w:tcPr>
           <w:p>
-            <w:r>
-              <w:t>Confirmación y bloqueos</w:t>
-            </w:r>
+            <w:proofErr w:type="spellStart"/>
+            <w:r>
+              <w:t>Confirmación</w:t>
+            </w:r>
+            <w:proofErr w:type="spellEnd"/>
+            <w:r>
+              <w:t xml:space="preserve"> y </w:t>
+            </w:r>
+            <w:proofErr w:type="spellStart"/>
+            <w:r>
+              <w:t>bloqueos</w:t>
+            </w:r>
+            <w:proofErr w:type="spellEnd"/>
           </w:p>
         </w:tc>
         <w:tc>
@@ -1701,6 +1771,9 @@
         <w:gridCol w:w="2880"/>
       </w:tblGrid>
       <w:tr>
+        <w:trPr>
+          <w:trHeight w:val="406"/>
+        </w:trPr>
         <w:tc>
           <w:tcPr>
             <w:tcW w:w="2880" w:type="dxa"/>
@@ -1753,9 +1826,11 @@
             <w:tcW w:w="2880" w:type="dxa"/>
           </w:tcPr>
           <w:p>
+            <w:proofErr w:type="spellStart"/>
             <w:r>
               <w:t>Exportaciones</w:t>
             </w:r>
+            <w:proofErr w:type="spellEnd"/>
           </w:p>
         </w:tc>
         <w:tc>
